--- a/00-首页/题组Word/初赛模拟卷/初赛模拟卷VIII（非有机·学生版）.docx
+++ b/00-首页/题组Word/初赛模拟卷/初赛模拟卷VIII（非有机·学生版）.docx
@@ -55,6 +55,7 @@
     <w:p>
       <w:pPr>
         <w:pStyle w:val="BlockText"/>
+        <w:ind w:firstLine="420"/>
       </w:pPr>
       <w:r>
         <w:rPr>
@@ -532,6 +533,7 @@
     <w:p>
       <w:pPr>
         <w:pStyle w:val="FirstParagraph"/>
+        <w:ind w:firstLine="420"/>
       </w:pPr>
       <w:r>
         <w:rPr>
@@ -1261,6 +1263,7 @@
           <w:ilvl w:val="0"/>
           <w:numId w:val="1001"/>
         </w:numPr>
+        <w:ind w:firstLine="420"/>
       </w:pPr>
       <w:r>
         <w:rPr>
@@ -1394,6 +1397,7 @@
           <w:ilvl w:val="0"/>
           <w:numId w:val="1001"/>
         </w:numPr>
+        <w:ind w:firstLine="420"/>
       </w:pPr>
       <w:r>
         <w:rPr>
@@ -1564,6 +1568,7 @@
           <w:numId w:val="1001"/>
         </w:numPr>
         <w:spacing w:after="80"/>
+        <w:ind w:firstLine="420"/>
       </w:pPr>
       <w:r>
         <w:rPr>
@@ -1727,6 +1732,15 @@
         <w:tblStyle w:val="Table"/>
         <w:tblW w:type="auto" w:w="0"/>
         <w:tblLook w:firstRow="1" w:lastRow="0" w:firstColumn="0" w:lastColumn="0" w:noHBand="0" w:noVBand="0" w:val="0020"/>
+        <w:jc w:val="center"/>
+        <w:tblBorders>
+          <w:top w:val="single" w:sz="12" w:space="0" w:color="333333"/>
+          <w:bottom w:val="single" w:sz="12" w:space="0" w:color="333333"/>
+          <w:left w:val="none"/>
+          <w:right w:val="none"/>
+          <w:insideH w:val="none"/>
+          <w:insideV w:val="none"/>
+        </w:tblBorders>
       </w:tblPr>
       <w:tblGrid>
         <w:gridCol w:w="1320"/>
@@ -1741,7 +1755,11 @@
           <w:tblHeader w:val="on"/>
         </w:trPr>
         <w:tc>
-          <w:tcPr/>
+          <w:tcPr>
+            <w:tcBorders>
+              <w:bottom w:val="single" w:sz="6" w:space="0" w:color="333333"/>
+            </w:tcBorders>
+          </w:tcPr>
           <w:p>
             <w:pPr>
               <w:pStyle w:val="Compact"/>
@@ -1771,7 +1789,11 @@
           </w:p>
         </w:tc>
         <w:tc>
-          <w:tcPr/>
+          <w:tcPr>
+            <w:tcBorders>
+              <w:bottom w:val="single" w:sz="6" w:space="0" w:color="333333"/>
+            </w:tcBorders>
+          </w:tcPr>
           <w:p>
             <w:pPr>
               <w:pStyle w:val="Compact"/>
@@ -1787,7 +1809,11 @@
           </w:p>
         </w:tc>
         <w:tc>
-          <w:tcPr/>
+          <w:tcPr>
+            <w:tcBorders>
+              <w:bottom w:val="single" w:sz="6" w:space="0" w:color="333333"/>
+            </w:tcBorders>
+          </w:tcPr>
           <w:p>
             <w:pPr>
               <w:pStyle w:val="Compact"/>
@@ -1803,7 +1829,11 @@
           </w:p>
         </w:tc>
         <w:tc>
-          <w:tcPr/>
+          <w:tcPr>
+            <w:tcBorders>
+              <w:bottom w:val="single" w:sz="6" w:space="0" w:color="333333"/>
+            </w:tcBorders>
+          </w:tcPr>
           <w:p>
             <w:pPr>
               <w:pStyle w:val="Compact"/>
@@ -1819,7 +1849,11 @@
           </w:p>
         </w:tc>
         <w:tc>
-          <w:tcPr/>
+          <w:tcPr>
+            <w:tcBorders>
+              <w:bottom w:val="single" w:sz="6" w:space="0" w:color="333333"/>
+            </w:tcBorders>
+          </w:tcPr>
           <w:p>
             <w:pPr>
               <w:pStyle w:val="Compact"/>
@@ -1835,7 +1869,11 @@
           </w:p>
         </w:tc>
         <w:tc>
-          <w:tcPr/>
+          <w:tcPr>
+            <w:tcBorders>
+              <w:bottom w:val="single" w:sz="6" w:space="0" w:color="333333"/>
+            </w:tcBorders>
+          </w:tcPr>
           <w:p>
             <w:pPr>
               <w:pStyle w:val="Compact"/>
@@ -2019,6 +2057,7 @@
     <w:p>
       <w:pPr>
         <w:pStyle w:val="FirstParagraph"/>
+        <w:ind w:firstLine="420"/>
       </w:pPr>
       <w:r>
         <w:rPr>
@@ -2870,6 +2909,7 @@
     <w:p>
       <w:pPr>
         <w:pStyle w:val="BodyText"/>
+        <w:ind w:firstLine="420"/>
       </w:pPr>
       <w:r>
         <w:rPr>
@@ -3004,6 +3044,7 @@
     <w:p>
       <w:pPr>
         <w:pStyle w:val="BodyText"/>
+        <w:ind w:firstLine="420"/>
       </w:pPr>
       <w:r>
         <w:rPr>
@@ -3167,6 +3208,7 @@
     <w:p>
       <w:pPr>
         <w:pStyle w:val="BodyText"/>
+        <w:ind w:firstLine="420"/>
       </w:pPr>
       <w:r>
         <w:rPr>
@@ -3336,6 +3378,7 @@
     <w:p>
       <w:pPr>
         <w:pStyle w:val="BodyText"/>
+        <w:ind w:firstLine="420"/>
       </w:pPr>
       <w:r>
         <w:rPr>
@@ -3451,6 +3494,7 @@
     <w:p>
       <w:pPr>
         <w:pStyle w:val="FirstParagraph"/>
+        <w:ind w:firstLine="420"/>
       </w:pPr>
       <w:r>
         <w:rPr>
@@ -4390,6 +4434,7 @@
     <w:p>
       <w:pPr>
         <w:pStyle w:val="BodyText"/>
+        <w:ind w:firstLine="420"/>
       </w:pPr>
       <m:oMath>
         <m:oMathPr>
@@ -4586,6 +4631,7 @@
     <w:p>
       <w:pPr>
         <w:pStyle w:val="BodyText"/>
+        <w:ind w:firstLine="420"/>
       </w:pPr>
       <w:r>
         <w:rPr>
@@ -4809,6 +4855,7 @@
     <w:p>
       <w:pPr>
         <w:pStyle w:val="BodyText"/>
+        <w:ind w:firstLine="420"/>
       </w:pPr>
       <w:r>
         <w:rPr>
@@ -4832,6 +4879,7 @@
     <w:p>
       <w:pPr>
         <w:pStyle w:val="BodyText"/>
+        <w:ind w:firstLine="420"/>
       </w:pPr>
       <w:r>
         <w:rPr>
@@ -4967,6 +5015,7 @@
     <w:p>
       <w:pPr>
         <w:pStyle w:val="BodyText"/>
+        <w:ind w:firstLine="420"/>
       </w:pPr>
       <w:r>
         <w:rPr>
@@ -5334,6 +5383,7 @@
     <w:p>
       <w:pPr>
         <w:pStyle w:val="FirstParagraph"/>
+        <w:ind w:firstLine="420"/>
       </w:pPr>
       <w:r>
         <w:rPr>
@@ -5393,6 +5443,7 @@
     <w:p>
       <w:pPr>
         <w:pStyle w:val="BodyText"/>
+        <w:ind w:firstLine="420"/>
       </w:pPr>
       <w:r>
         <w:rPr>
@@ -5470,6 +5521,7 @@
     <w:p>
       <w:pPr>
         <w:pStyle w:val="BodyText"/>
+        <w:ind w:firstLine="420"/>
       </w:pPr>
       <w:r>
         <w:rPr>
@@ -5557,6 +5609,7 @@
           <w:ilvl w:val="0"/>
           <w:numId w:val="1002"/>
         </w:numPr>
+        <w:ind w:firstLine="420"/>
       </w:pPr>
       <w:r>
         <w:rPr>
@@ -5857,6 +5910,7 @@
           <w:ilvl w:val="0"/>
           <w:numId w:val="1002"/>
         </w:numPr>
+        <w:ind w:firstLine="420"/>
       </w:pPr>
       <w:r>
         <w:rPr>
@@ -6327,6 +6381,7 @@
     <w:p>
       <w:pPr>
         <w:pStyle w:val="FirstParagraph"/>
+        <w:ind w:firstLine="420"/>
       </w:pPr>
       <w:r>
         <w:rPr>
@@ -6622,6 +6677,7 @@
     <w:p>
       <w:pPr>
         <w:pStyle w:val="FirstParagraph"/>
+        <w:ind w:firstLine="420"/>
       </w:pPr>
       <w:r>
         <w:rPr>
@@ -7251,6 +7307,7 @@
           <w:ilvl w:val="0"/>
           <w:numId w:val="1003"/>
         </w:numPr>
+        <w:ind w:firstLine="420"/>
       </w:pPr>
       <w:r>
         <w:rPr>
@@ -7320,6 +7377,7 @@
           <w:ilvl w:val="0"/>
           <w:numId w:val="1003"/>
         </w:numPr>
+        <w:ind w:firstLine="420"/>
       </w:pPr>
       <w:r>
         <w:rPr>
@@ -7341,6 +7399,7 @@
           <w:ilvl w:val="0"/>
           <w:numId w:val="1003"/>
         </w:numPr>
+        <w:ind w:firstLine="420"/>
       </w:pPr>
       <w:r>
         <w:rPr>
@@ -7370,6 +7429,7 @@
     <w:p>
       <w:pPr>
         <w:pStyle w:val="FirstParagraph"/>
+        <w:ind w:firstLine="420"/>
       </w:pPr>
       <w:r>
         <w:rPr>
@@ -7669,6 +7729,7 @@
           <w:ilvl w:val="0"/>
           <w:numId w:val="1004"/>
         </w:numPr>
+        <w:ind w:firstLine="420"/>
       </w:pPr>
       <w:r>
         <w:rPr>
@@ -7690,6 +7751,7 @@
           <w:ilvl w:val="0"/>
           <w:numId w:val="1004"/>
         </w:numPr>
+        <w:ind w:firstLine="420"/>
       </w:pPr>
       <w:r>
         <w:rPr>
@@ -7820,6 +7882,7 @@
       <w:pPr>
         <w:pStyle w:val="FirstParagraph"/>
         <w:spacing w:after="80"/>
+        <w:ind w:firstLine="420"/>
       </w:pPr>
       <w:r>
         <w:rPr>
@@ -7917,6 +7980,15 @@
         <w:tblStyle w:val="Table"/>
         <w:tblW w:type="auto" w:w="0"/>
         <w:tblLook w:firstRow="1" w:lastRow="0" w:firstColumn="0" w:lastColumn="0" w:noHBand="0" w:noVBand="0" w:val="0020"/>
+        <w:jc w:val="center"/>
+        <w:tblBorders>
+          <w:top w:val="single" w:sz="12" w:space="0" w:color="333333"/>
+          <w:bottom w:val="single" w:sz="12" w:space="0" w:color="333333"/>
+          <w:left w:val="none"/>
+          <w:right w:val="none"/>
+          <w:insideH w:val="none"/>
+          <w:insideV w:val="none"/>
+        </w:tblBorders>
       </w:tblPr>
       <w:tblGrid>
         <w:gridCol w:w="1131"/>
@@ -7932,7 +8004,11 @@
           <w:tblHeader w:val="on"/>
         </w:trPr>
         <w:tc>
-          <w:tcPr/>
+          <w:tcPr>
+            <w:tcBorders>
+              <w:bottom w:val="single" w:sz="6" w:space="0" w:color="333333"/>
+            </w:tcBorders>
+          </w:tcPr>
           <w:p>
             <w:pPr>
               <w:pStyle w:val="Compact"/>
@@ -7948,7 +8024,11 @@
           </w:p>
         </w:tc>
         <w:tc>
-          <w:tcPr/>
+          <w:tcPr>
+            <w:tcBorders>
+              <w:bottom w:val="single" w:sz="6" w:space="0" w:color="333333"/>
+            </w:tcBorders>
+          </w:tcPr>
           <w:p>
             <w:pPr>
               <w:pStyle w:val="Compact"/>
@@ -7964,7 +8044,11 @@
           </w:p>
         </w:tc>
         <w:tc>
-          <w:tcPr/>
+          <w:tcPr>
+            <w:tcBorders>
+              <w:bottom w:val="single" w:sz="6" w:space="0" w:color="333333"/>
+            </w:tcBorders>
+          </w:tcPr>
           <w:p>
             <w:pPr>
               <w:pStyle w:val="Compact"/>
@@ -7980,7 +8064,11 @@
           </w:p>
         </w:tc>
         <w:tc>
-          <w:tcPr/>
+          <w:tcPr>
+            <w:tcBorders>
+              <w:bottom w:val="single" w:sz="6" w:space="0" w:color="333333"/>
+            </w:tcBorders>
+          </w:tcPr>
           <w:p>
             <w:pPr>
               <w:pStyle w:val="Compact"/>
@@ -7996,7 +8084,11 @@
           </w:p>
         </w:tc>
         <w:tc>
-          <w:tcPr/>
+          <w:tcPr>
+            <w:tcBorders>
+              <w:bottom w:val="single" w:sz="6" w:space="0" w:color="333333"/>
+            </w:tcBorders>
+          </w:tcPr>
           <w:p>
             <w:pPr>
               <w:pStyle w:val="Compact"/>
@@ -8012,7 +8104,11 @@
           </w:p>
         </w:tc>
         <w:tc>
-          <w:tcPr/>
+          <w:tcPr>
+            <w:tcBorders>
+              <w:bottom w:val="single" w:sz="6" w:space="0" w:color="333333"/>
+            </w:tcBorders>
+          </w:tcPr>
           <w:p>
             <w:pPr>
               <w:pStyle w:val="Compact"/>
@@ -8028,7 +8124,11 @@
           </w:p>
         </w:tc>
         <w:tc>
-          <w:tcPr/>
+          <w:tcPr>
+            <w:tcBorders>
+              <w:bottom w:val="single" w:sz="6" w:space="0" w:color="333333"/>
+            </w:tcBorders>
+          </w:tcPr>
           <w:p>
             <w:pPr>
               <w:pStyle w:val="Compact"/>
@@ -8162,6 +8262,7 @@
       <w:pPr>
         <w:pStyle w:val="BodyText"/>
         <w:spacing w:before="120"/>
+        <w:ind w:firstLine="420"/>
       </w:pPr>
       <w:r>
         <w:rPr>
@@ -8764,6 +8865,7 @@
     <w:p>
       <w:pPr>
         <w:pStyle w:val="BodyText"/>
+        <w:ind w:firstLine="420"/>
       </w:pPr>
       <w:r>
         <w:rPr>
@@ -8863,6 +8965,7 @@
     <w:p>
       <w:pPr>
         <w:pStyle w:val="BodyText"/>
+        <w:ind w:firstLine="420"/>
       </w:pPr>
       <w:r>
         <w:rPr>
@@ -8886,6 +8989,7 @@
     <w:p>
       <w:pPr>
         <w:pStyle w:val="BodyText"/>
+        <w:ind w:firstLine="420"/>
       </w:pPr>
       <w:r>
         <w:rPr>
@@ -8957,6 +9061,7 @@
     <w:p>
       <w:pPr>
         <w:pStyle w:val="BodyText"/>
+        <w:ind w:firstLine="420"/>
       </w:pPr>
       <w:r>
         <w:rPr>
@@ -8992,6 +9097,7 @@
     <w:p>
       <w:pPr>
         <w:pStyle w:val="BodyText"/>
+        <w:ind w:firstLine="420"/>
       </w:pPr>
       <w:r>
         <w:rPr>
@@ -9262,6 +9368,7 @@
     <w:p>
       <w:pPr>
         <w:pStyle w:val="FirstParagraph"/>
+        <w:ind w:firstLine="420"/>
       </w:pPr>
       <w:r>
         <w:rPr>
@@ -9782,6 +9889,7 @@
           <w:ilvl w:val="0"/>
           <w:numId w:val="1005"/>
         </w:numPr>
+        <w:ind w:firstLine="420"/>
       </w:pPr>
       <w:r>
         <w:rPr>
@@ -9937,6 +10045,7 @@
           <w:ilvl w:val="0"/>
           <w:numId w:val="1005"/>
         </w:numPr>
+        <w:ind w:firstLine="420"/>
       </w:pPr>
       <w:r>
         <w:rPr>
@@ -10064,6 +10173,7 @@
           <w:ilvl w:val="0"/>
           <w:numId w:val="1005"/>
         </w:numPr>
+        <w:ind w:firstLine="420"/>
       </w:pPr>
       <w:r>
         <w:rPr>
@@ -10654,6 +10764,7 @@
     <w:p>
       <w:pPr>
         <w:pStyle w:val="FirstParagraph"/>
+        <w:ind w:firstLine="420"/>
       </w:pPr>
       <w:r>
         <w:rPr>
@@ -11282,6 +11393,7 @@
     <w:p>
       <w:pPr>
         <w:pStyle w:val="BodyText"/>
+        <w:ind w:firstLine="420"/>
       </w:pPr>
       <w:r>
         <w:rPr>
@@ -11440,6 +11552,7 @@
     <w:p>
       <w:pPr>
         <w:pStyle w:val="BodyText"/>
+        <w:ind w:firstLine="420"/>
       </w:pPr>
       <w:r>
         <w:rPr>
@@ -11869,6 +11982,7 @@
     <w:p>
       <w:pPr>
         <w:pStyle w:val="BodyText"/>
+        <w:ind w:firstLine="420"/>
       </w:pPr>
       <w:r>
         <w:rPr>
@@ -12023,6 +12137,7 @@
     <w:p>
       <w:pPr>
         <w:pStyle w:val="FirstParagraph"/>
+        <w:ind w:firstLine="420"/>
       </w:pPr>
       <w:r>
         <w:rPr>
@@ -12269,6 +12384,7 @@
     <w:p>
       <w:pPr>
         <w:pStyle w:val="BodyText"/>
+        <w:ind w:firstLine="420"/>
       </w:pPr>
       <w:r>
         <w:rPr>
@@ -12304,6 +12420,7 @@
     <w:p>
       <w:pPr>
         <w:pStyle w:val="BodyText"/>
+        <w:ind w:firstLine="420"/>
       </w:pPr>
       <w:r>
         <w:rPr>
@@ -12444,6 +12561,7 @@
     <w:p>
       <w:pPr>
         <w:pStyle w:val="BodyText"/>
+        <w:ind w:firstLine="420"/>
       </w:pPr>
       <w:r>
         <w:rPr>
@@ -12558,6 +12676,7 @@
     <w:p>
       <w:pPr>
         <w:pStyle w:val="BodyText"/>
+        <w:ind w:firstLine="420"/>
       </w:pPr>
       <w:r>
         <w:rPr>
@@ -12695,6 +12814,7 @@
     <w:p>
       <w:pPr>
         <w:pStyle w:val="BodyText"/>
+        <w:ind w:firstLine="420"/>
       </w:pPr>
       <w:r>
         <w:rPr>
@@ -13021,6 +13141,7 @@
     <w:p>
       <w:pPr>
         <w:pStyle w:val="FirstParagraph"/>
+        <w:ind w:firstLine="420"/>
       </w:pPr>
       <w:r>
         <w:rPr>
@@ -13237,7 +13358,7 @@
         </w:rPr>
         <w:drawing>
           <wp:inline>
-            <wp:extent cx="1800000" cy="1644230"/>
+            <wp:extent cx="1800000" cy="1638000"/>
             <wp:effectExtent b="0" l="0" r="0" t="0"/>
             <wp:docPr descr="" title="" id="27" name="Picture"/>
             <a:graphic>
@@ -13258,7 +13379,7 @@
                   <pic:spPr bwMode="auto">
                     <a:xfrm>
                       <a:off x="0" y="0"/>
-                      <a:ext cx="1800000" cy="1644230"/>
+                      <a:ext cx="1800000" cy="1638000"/>
                     </a:xfrm>
                     <a:prstGeom prst="rect">
                       <a:avLst/>
@@ -13540,6 +13661,7 @@
     <w:p>
       <w:pPr>
         <w:pStyle w:val="BodyText"/>
+        <w:ind w:firstLine="420"/>
       </w:pPr>
       <w:r>
         <w:rPr>
@@ -13754,6 +13876,7 @@
     <w:p>
       <w:pPr>
         <w:pStyle w:val="BodyText"/>
+        <w:ind w:firstLine="420"/>
       </w:pPr>
       <w:r>
         <w:rPr>
@@ -13895,6 +14018,7 @@
     <w:p>
       <w:pPr>
         <w:pStyle w:val="BodyText"/>
+        <w:ind w:firstLine="420"/>
       </w:pPr>
       <w:r>
         <w:rPr>
@@ -14050,6 +14174,7 @@
     <w:p>
       <w:pPr>
         <w:pStyle w:val="BodyText"/>
+        <w:ind w:firstLine="420"/>
       </w:pPr>
       <w:r>
         <w:rPr>
@@ -14332,6 +14457,7 @@
     <w:p>
       <w:pPr>
         <w:pStyle w:val="FirstParagraph"/>
+        <w:ind w:firstLine="420"/>
       </w:pPr>
       <w:r>
         <w:rPr>
@@ -14388,6 +14514,7 @@
           <w:ilvl w:val="0"/>
           <w:numId w:val="1006"/>
         </w:numPr>
+        <w:ind w:firstLine="420"/>
       </w:pPr>
       <w:r>
         <w:rPr>
@@ -14635,6 +14762,7 @@
           <w:ilvl w:val="0"/>
           <w:numId w:val="1006"/>
         </w:numPr>
+        <w:ind w:firstLine="420"/>
       </w:pPr>
       <w:r>
         <w:rPr>
@@ -14946,6 +15074,7 @@
           <w:ilvl w:val="0"/>
           <w:numId w:val="1006"/>
         </w:numPr>
+        <w:ind w:firstLine="420"/>
       </w:pPr>
       <w:r>
         <w:rPr>
@@ -15136,6 +15265,7 @@
           <w:ilvl w:val="0"/>
           <w:numId w:val="1006"/>
         </w:numPr>
+        <w:ind w:firstLine="420"/>
       </w:pPr>
       <w:r>
         <w:rPr>
@@ -15192,6 +15322,7 @@
           <w:ilvl w:val="0"/>
           <w:numId w:val="1006"/>
         </w:numPr>
+        <w:ind w:firstLine="420"/>
       </w:pPr>
       <w:r>
         <w:rPr>
@@ -15248,6 +15379,7 @@
           <w:ilvl w:val="0"/>
           <w:numId w:val="1006"/>
         </w:numPr>
+        <w:ind w:firstLine="420"/>
       </w:pPr>
       <w:r>
         <w:rPr>
@@ -15524,6 +15656,7 @@
       <w:pPr>
         <w:pStyle w:val="FirstParagraph"/>
         <w:spacing w:after="80"/>
+        <w:ind w:firstLine="420"/>
       </w:pPr>
       <w:r>
         <w:rPr>
@@ -15725,6 +15858,15 @@
         <w:tblW w:type="pct" w:w="5000"/>
         <w:tblLayout w:type="fixed"/>
         <w:tblLook w:firstRow="1" w:lastRow="0" w:firstColumn="0" w:lastColumn="0" w:noHBand="0" w:noVBand="0" w:val="0020"/>
+        <w:jc w:val="center"/>
+        <w:tblBorders>
+          <w:top w:val="single" w:sz="12" w:space="0" w:color="333333"/>
+          <w:bottom w:val="single" w:sz="12" w:space="0" w:color="333333"/>
+          <w:left w:val="none"/>
+          <w:right w:val="none"/>
+          <w:insideH w:val="none"/>
+          <w:insideV w:val="none"/>
+        </w:tblBorders>
       </w:tblPr>
       <w:tblGrid>
         <w:gridCol w:w="939"/>
@@ -15743,7 +15885,11 @@
           <w:tblHeader w:val="on"/>
         </w:trPr>
         <w:tc>
-          <w:tcPr/>
+          <w:tcPr>
+            <w:tcBorders>
+              <w:bottom w:val="single" w:sz="6" w:space="0" w:color="333333"/>
+            </w:tcBorders>
+          </w:tcPr>
           <w:p>
             <w:pPr>
               <w:pStyle w:val="Compact"/>
@@ -15759,7 +15905,11 @@
           </w:p>
         </w:tc>
         <w:tc>
-          <w:tcPr/>
+          <w:tcPr>
+            <w:tcBorders>
+              <w:bottom w:val="single" w:sz="6" w:space="0" w:color="333333"/>
+            </w:tcBorders>
+          </w:tcPr>
           <w:p>
             <w:pPr>
               <w:pStyle w:val="Compact"/>
@@ -15775,7 +15925,11 @@
           </w:p>
         </w:tc>
         <w:tc>
-          <w:tcPr/>
+          <w:tcPr>
+            <w:tcBorders>
+              <w:bottom w:val="single" w:sz="6" w:space="0" w:color="333333"/>
+            </w:tcBorders>
+          </w:tcPr>
           <w:p>
             <w:pPr>
               <w:pStyle w:val="Compact"/>
@@ -15791,7 +15945,11 @@
           </w:p>
         </w:tc>
         <w:tc>
-          <w:tcPr/>
+          <w:tcPr>
+            <w:tcBorders>
+              <w:bottom w:val="single" w:sz="6" w:space="0" w:color="333333"/>
+            </w:tcBorders>
+          </w:tcPr>
           <w:p>
             <w:pPr>
               <w:pStyle w:val="Compact"/>
@@ -15807,7 +15965,11 @@
           </w:p>
         </w:tc>
         <w:tc>
-          <w:tcPr/>
+          <w:tcPr>
+            <w:tcBorders>
+              <w:bottom w:val="single" w:sz="6" w:space="0" w:color="333333"/>
+            </w:tcBorders>
+          </w:tcPr>
           <w:p>
             <w:pPr>
               <w:pStyle w:val="Compact"/>
@@ -15823,7 +15985,11 @@
           </w:p>
         </w:tc>
         <w:tc>
-          <w:tcPr/>
+          <w:tcPr>
+            <w:tcBorders>
+              <w:bottom w:val="single" w:sz="6" w:space="0" w:color="333333"/>
+            </w:tcBorders>
+          </w:tcPr>
           <w:p>
             <w:pPr>
               <w:pStyle w:val="Compact"/>
@@ -15839,7 +16005,11 @@
           </w:p>
         </w:tc>
         <w:tc>
-          <w:tcPr/>
+          <w:tcPr>
+            <w:tcBorders>
+              <w:bottom w:val="single" w:sz="6" w:space="0" w:color="333333"/>
+            </w:tcBorders>
+          </w:tcPr>
           <w:p>
             <w:pPr>
               <w:pStyle w:val="Compact"/>
@@ -15855,7 +16025,11 @@
           </w:p>
         </w:tc>
         <w:tc>
-          <w:tcPr/>
+          <w:tcPr>
+            <w:tcBorders>
+              <w:bottom w:val="single" w:sz="6" w:space="0" w:color="333333"/>
+            </w:tcBorders>
+          </w:tcPr>
           <w:p>
             <w:pPr>
               <w:pStyle w:val="Compact"/>
@@ -15871,7 +16045,11 @@
           </w:p>
         </w:tc>
         <w:tc>
-          <w:tcPr/>
+          <w:tcPr>
+            <w:tcBorders>
+              <w:bottom w:val="single" w:sz="6" w:space="0" w:color="333333"/>
+            </w:tcBorders>
+          </w:tcPr>
           <w:p>
             <w:pPr>
               <w:pStyle w:val="Compact"/>
@@ -15887,7 +16065,11 @@
           </w:p>
         </w:tc>
         <w:tc>
-          <w:tcPr/>
+          <w:tcPr>
+            <w:tcBorders>
+              <w:bottom w:val="single" w:sz="6" w:space="0" w:color="333333"/>
+            </w:tcBorders>
+          </w:tcPr>
           <w:p>
             <w:pPr>
               <w:pStyle w:val="Compact"/>
@@ -16060,6 +16242,7 @@
       <w:pPr>
         <w:pStyle w:val="BodyText"/>
         <w:spacing w:before="120" w:after="80"/>
+        <w:ind w:firstLine="420"/>
       </w:pPr>
       <w:r>
         <w:rPr>
@@ -16165,6 +16348,15 @@
         <w:tblStyle w:val="Table"/>
         <w:tblW w:type="auto" w:w="0"/>
         <w:tblLook w:firstRow="1" w:lastRow="0" w:firstColumn="0" w:lastColumn="0" w:noHBand="0" w:noVBand="0" w:val="0020"/>
+        <w:jc w:val="center"/>
+        <w:tblBorders>
+          <w:top w:val="single" w:sz="12" w:space="0" w:color="333333"/>
+          <w:bottom w:val="single" w:sz="12" w:space="0" w:color="333333"/>
+          <w:left w:val="none"/>
+          <w:right w:val="none"/>
+          <w:insideH w:val="none"/>
+          <w:insideV w:val="none"/>
+        </w:tblBorders>
       </w:tblPr>
       <w:tblGrid>
         <w:gridCol w:w="1584"/>
@@ -16178,7 +16370,11 @@
           <w:tblHeader w:val="on"/>
         </w:trPr>
         <w:tc>
-          <w:tcPr/>
+          <w:tcPr>
+            <w:tcBorders>
+              <w:bottom w:val="single" w:sz="6" w:space="0" w:color="333333"/>
+            </w:tcBorders>
+          </w:tcPr>
           <w:p>
             <w:pPr>
               <w:pStyle w:val="Compact"/>
@@ -16250,7 +16446,11 @@
           </w:p>
         </w:tc>
         <w:tc>
-          <w:tcPr/>
+          <w:tcPr>
+            <w:tcBorders>
+              <w:bottom w:val="single" w:sz="6" w:space="0" w:color="333333"/>
+            </w:tcBorders>
+          </w:tcPr>
           <w:p>
             <w:pPr>
               <w:pStyle w:val="Compact"/>
@@ -16266,7 +16466,11 @@
           </w:p>
         </w:tc>
         <w:tc>
-          <w:tcPr/>
+          <w:tcPr>
+            <w:tcBorders>
+              <w:bottom w:val="single" w:sz="6" w:space="0" w:color="333333"/>
+            </w:tcBorders>
+          </w:tcPr>
           <w:p>
             <w:pPr>
               <w:pStyle w:val="Compact"/>
@@ -16282,7 +16486,11 @@
           </w:p>
         </w:tc>
         <w:tc>
-          <w:tcPr/>
+          <w:tcPr>
+            <w:tcBorders>
+              <w:bottom w:val="single" w:sz="6" w:space="0" w:color="333333"/>
+            </w:tcBorders>
+          </w:tcPr>
           <w:p>
             <w:pPr>
               <w:pStyle w:val="Compact"/>
@@ -16298,7 +16506,11 @@
           </w:p>
         </w:tc>
         <w:tc>
-          <w:tcPr/>
+          <w:tcPr>
+            <w:tcBorders>
+              <w:bottom w:val="single" w:sz="6" w:space="0" w:color="333333"/>
+            </w:tcBorders>
+          </w:tcPr>
           <w:p>
             <w:pPr>
               <w:pStyle w:val="Compact"/>
@@ -16400,6 +16612,7 @@
           <w:numId w:val="1007"/>
         </w:numPr>
         <w:spacing w:before="120"/>
+        <w:ind w:firstLine="420"/>
       </w:pPr>
       <w:r>
         <w:rPr>
@@ -16451,6 +16664,7 @@
           <w:ilvl w:val="0"/>
           <w:numId w:val="1007"/>
         </w:numPr>
+        <w:ind w:firstLine="420"/>
       </w:pPr>
       <w:r>
         <w:rPr>
@@ -16540,6 +16754,7 @@
     <w:p>
       <w:pPr>
         <w:pStyle w:val="FirstParagraph"/>
+        <w:ind w:firstLine="420"/>
       </w:pPr>
       <w:r>
         <w:rPr>
@@ -16701,6 +16916,7 @@
     <w:p>
       <w:pPr>
         <w:pStyle w:val="BodyText"/>
+        <w:ind w:firstLine="420"/>
       </w:pPr>
       <w:r>
         <w:rPr>
@@ -17181,6 +17397,7 @@
     <w:p>
       <w:pPr>
         <w:pStyle w:val="BodyText"/>
+        <w:ind w:firstLine="420"/>
       </w:pPr>
       <w:r>
         <w:rPr>
@@ -17347,6 +17564,7 @@
     <w:p>
       <w:pPr>
         <w:pStyle w:val="FirstParagraph"/>
+        <w:ind w:firstLine="420"/>
       </w:pPr>
       <w:r>
         <w:rPr>
@@ -17509,6 +17727,7 @@
       <w:pPr>
         <w:pStyle w:val="BodyText"/>
         <w:spacing w:after="80"/>
+        <w:ind w:firstLine="420"/>
       </w:pPr>
       <w:r>
         <w:rPr>
@@ -17541,6 +17760,15 @@
         <w:tblW w:type="pct" w:w="5000"/>
         <w:tblLayout w:type="fixed"/>
         <w:tblLook w:firstRow="1" w:lastRow="0" w:firstColumn="0" w:lastColumn="0" w:noHBand="0" w:noVBand="0" w:val="0020"/>
+        <w:jc w:val="center"/>
+        <w:tblBorders>
+          <w:top w:val="single" w:sz="12" w:space="0" w:color="333333"/>
+          <w:bottom w:val="single" w:sz="12" w:space="0" w:color="333333"/>
+          <w:left w:val="none"/>
+          <w:right w:val="none"/>
+          <w:insideH w:val="none"/>
+          <w:insideV w:val="none"/>
+        </w:tblBorders>
       </w:tblPr>
       <w:tblGrid>
         <w:gridCol w:w="2640"/>
@@ -17552,7 +17780,11 @@
           <w:tblHeader w:val="on"/>
         </w:trPr>
         <w:tc>
-          <w:tcPr/>
+          <w:tcPr>
+            <w:tcBorders>
+              <w:bottom w:val="single" w:sz="6" w:space="0" w:color="333333"/>
+            </w:tcBorders>
+          </w:tcPr>
           <w:p>
             <w:pPr>
               <w:pStyle w:val="Compact"/>
@@ -17568,7 +17800,11 @@
           </w:p>
         </w:tc>
         <w:tc>
-          <w:tcPr/>
+          <w:tcPr>
+            <w:tcBorders>
+              <w:bottom w:val="single" w:sz="6" w:space="0" w:color="333333"/>
+            </w:tcBorders>
+          </w:tcPr>
           <w:p>
             <w:pPr>
               <w:pStyle w:val="Compact"/>
@@ -17639,7 +17875,11 @@
           </w:p>
         </w:tc>
         <w:tc>
-          <w:tcPr/>
+          <w:tcPr>
+            <w:tcBorders>
+              <w:bottom w:val="single" w:sz="6" w:space="0" w:color="333333"/>
+            </w:tcBorders>
+          </w:tcPr>
           <w:p>
             <w:pPr>
               <w:pStyle w:val="Compact"/>
@@ -18124,6 +18364,7 @@
       <w:pPr>
         <w:pStyle w:val="BodyText"/>
         <w:spacing w:before="120"/>
+        <w:ind w:firstLine="420"/>
       </w:pPr>
       <w:r>
         <w:rPr>
@@ -18153,6 +18394,7 @@
     <w:p>
       <w:pPr>
         <w:pStyle w:val="BodyText"/>
+        <w:ind w:firstLine="420"/>
       </w:pPr>
       <w:r>
         <w:rPr>
@@ -18232,6 +18474,7 @@
     <w:p>
       <w:pPr>
         <w:pStyle w:val="BodyText"/>
+        <w:ind w:firstLine="420"/>
       </w:pPr>
       <w:r>
         <w:rPr>
@@ -18475,6 +18718,7 @@
     <w:p>
       <w:pPr>
         <w:pStyle w:val="BodyText"/>
+        <w:ind w:firstLine="420"/>
       </w:pPr>
       <w:r>
         <w:rPr>
@@ -18611,6 +18855,7 @@
           <w:ilvl w:val="0"/>
           <w:numId w:val="1008"/>
         </w:numPr>
+        <w:ind w:firstLine="420"/>
       </w:pPr>
       <w:r>
         <w:rPr>
@@ -18643,6 +18888,7 @@
           <w:ilvl w:val="0"/>
           <w:numId w:val="1008"/>
         </w:numPr>
+        <w:ind w:firstLine="420"/>
       </w:pPr>
       <w:r>
         <w:rPr>
@@ -18672,6 +18918,7 @@
     <w:p>
       <w:pPr>
         <w:pStyle w:val="FirstParagraph"/>
+        <w:ind w:firstLine="420"/>
       </w:pPr>
       <w:r>
         <w:rPr>
@@ -18787,6 +19034,7 @@
     <w:p>
       <w:pPr>
         <w:pStyle w:val="FirstParagraph"/>
+        <w:ind w:firstLine="420"/>
       </w:pPr>
       <w:r>
         <w:rPr>
@@ -18904,6 +19152,7 @@
     <w:p>
       <w:pPr>
         <w:pStyle w:val="BodyText"/>
+        <w:ind w:firstLine="420"/>
       </w:pPr>
       <w:r>
         <w:rPr>
@@ -19074,6 +19323,7 @@
     <w:p>
       <w:pPr>
         <w:pStyle w:val="BodyText"/>
+        <w:ind w:firstLine="420"/>
       </w:pPr>
       <w:r>
         <w:rPr>
@@ -19133,6 +19383,7 @@
     <w:p>
       <w:pPr>
         <w:pStyle w:val="BodyText"/>
+        <w:ind w:firstLine="420"/>
       </w:pPr>
       <w:r>
         <w:rPr>
@@ -19288,6 +19539,7 @@
     <w:p>
       <w:pPr>
         <w:pStyle w:val="BodyText"/>
+        <w:ind w:firstLine="420"/>
       </w:pPr>
       <w:r>
         <w:rPr>
@@ -19473,6 +19725,7 @@
     <w:p>
       <w:pPr>
         <w:pStyle w:val="BodyText"/>
+        <w:ind w:firstLine="420"/>
       </w:pPr>
       <w:r>
         <w:rPr>
